--- a/Especializacion/Proyecto I/Clases/Recursos/ACAs/ACA 1 - Formulacion del problema.docx
+++ b/Especializacion/Proyecto I/Clases/Recursos/ACAs/ACA 1 - Formulacion del problema.docx
@@ -329,7 +329,7 @@
           <w:color w:val="2B2B2B"/>
           <w:sz w:val="22"/>
         </w:rPr>
-        <w:t>31 de agosto de 2026</w:t>
+        <w:t>30 de agosto de 2026</w:t>
       </w:r>
       <w:r>
         <w:rPr>
@@ -358,7 +358,7 @@
           <w:color w:val="2B2B2B"/>
           <w:sz w:val="22"/>
         </w:rPr>
-        <w:t xml:space="preserve"> apertura 10/08/2026 – cierre 31/08/2026.</w:t>
+        <w:t xml:space="preserve"> apertura 03/08/2026 – cierre 30/08/2026.</w:t>
       </w:r>
     </w:p>
     <w:p>

--- a/Especializacion/Proyecto I/Clases/Recursos/ACAs/ACA 1 - Formulacion del problema.docx
+++ b/Especializacion/Proyecto I/Clases/Recursos/ACAs/ACA 1 - Formulacion del problema.docx
@@ -1182,26 +1182,7 @@
           <w:color w:val="2B2B2B"/>
           <w:sz w:val="21"/>
         </w:rPr>
-        <w:t>Fechas de este enunciado: cálculo regenerable (</w:t>
-      </w:r>
-      <w:r>
-        <w:rPr>
-          <w:rFonts w:ascii="Consolas" w:hAnsi="Consolas"/>
-          <w:i/>
-          <w:color w:val="111111"/>
-          <w:sz w:val="20"/>
-        </w:rPr>
-        <w:t>config/cursos/fechas_entrega_aca.py</w:t>
-      </w:r>
-      <w:r>
-        <w:rPr>
-          <w:rFonts w:ascii="Calibri" w:hAnsi="Calibri"/>
-          <w:b w:val="0"/>
-          <w:i/>
-          <w:color w:val="2B2B2B"/>
-          <w:sz w:val="21"/>
-        </w:rPr>
-        <w:t>) · Periodo [inicio–recepción] repartido por pesos del componente; entrega = día de clase semanal en o antes del fin de tramo (ultimo item &lt;= recepcion). P1: coev/autoev tras ACA 3 hasta cierre. Fuente: config/cursos/fechas_entrega_aca.py + carga_academica_2026.json.</w:t>
+        <w:t>Fechas de este enunciado: Fechas OFICIALES de Coordinación (Cronograma_Proyecto_I_II_Especializaciones_26ES4.pdf); no se calculan por pesos. Cierre y registro de todas las notas: 22/11/2026.</w:t>
       </w:r>
     </w:p>
     <w:sectPr>

--- a/Especializacion/Proyecto I/Clases/Recursos/ACAs/ACA 1 - Formulacion del problema.docx
+++ b/Especializacion/Proyecto I/Clases/Recursos/ACAs/ACA 1 - Formulacion del problema.docx
@@ -338,7 +338,7 @@
           <w:color w:val="2B2B2B"/>
           <w:sz w:val="22"/>
         </w:rPr>
-        <w:t xml:space="preserve"> (lun · día de clase).</w:t>
+        <w:t xml:space="preserve"> (dom · fecha de cierre institucional; el día de clase del curso es lun).</w:t>
       </w:r>
     </w:p>
     <w:p>
@@ -374,7 +374,7 @@
           <w:color w:val="2B2B2B"/>
           <w:sz w:val="21"/>
         </w:rPr>
-        <w:t>Fecha calculada con la regla del periodo (pesos + día de clase; ver Presentación del Curso / Manual).</w:t>
+        <w:t>Fechas OFICIALES de Coordinación (Cronograma_Proyecto_I_II_Especializaciones_26ES4.pdf); no se calculan por pesos. Cierre y registro de todas las notas: 22/11/2026.</w:t>
       </w:r>
     </w:p>
     <w:p>
@@ -1148,7 +1148,7 @@
           <w:color w:val="2B2B2B"/>
           <w:sz w:val="22"/>
         </w:rPr>
-        <w:t xml:space="preserve">Se construye tras </w:t>
+        <w:t xml:space="preserve">Se construye tras la </w:t>
       </w:r>
       <w:r>
         <w:rPr>
@@ -1157,7 +1157,7 @@
           <w:color w:val="2B2B2B"/>
           <w:sz w:val="22"/>
         </w:rPr>
-        <w:t>Sesiones 01–03</w:t>
+        <w:t>Sesión 02</w:t>
       </w:r>
       <w:r>
         <w:rPr>
@@ -1166,7 +1166,61 @@
           <w:color w:val="2B2B2B"/>
           <w:sz w:val="22"/>
         </w:rPr>
-        <w:t xml:space="preserve"> (fundamentos → problema/pregunta → objetivos/justificación/alcances). Cierre de avance ACA 1 según ventana en CDigital.</w:t>
+        <w:t xml:space="preserve"> (problema y pregunta de investigación): es la última sesión sincrónica antes del cierre. La </w:t>
+      </w:r>
+      <w:r>
+        <w:rPr>
+          <w:rFonts w:ascii="Calibri" w:hAnsi="Calibri"/>
+          <w:b/>
+          <w:color w:val="2B2B2B"/>
+          <w:sz w:val="22"/>
+        </w:rPr>
+        <w:t>Sesión 01</w:t>
+      </w:r>
+      <w:r>
+        <w:rPr>
+          <w:rFonts w:ascii="Calibri" w:hAnsi="Calibri"/>
+          <w:b w:val="0"/>
+          <w:color w:val="2B2B2B"/>
+          <w:sz w:val="22"/>
+        </w:rPr>
+        <w:t xml:space="preserve"> es de encuadre y la unidad de fundamentos va como lectura autónoma. Objetivos, justificación y alcances se trabajan en la </w:t>
+      </w:r>
+      <w:r>
+        <w:rPr>
+          <w:rFonts w:ascii="Calibri" w:hAnsi="Calibri"/>
+          <w:b/>
+          <w:color w:val="2B2B2B"/>
+          <w:sz w:val="22"/>
+        </w:rPr>
+        <w:t>tutoría acordada de esa semana</w:t>
+      </w:r>
+      <w:r>
+        <w:rPr>
+          <w:rFonts w:ascii="Calibri" w:hAnsi="Calibri"/>
+          <w:b w:val="0"/>
+          <w:color w:val="2B2B2B"/>
+          <w:sz w:val="22"/>
+        </w:rPr>
+        <w:t xml:space="preserve">; la </w:t>
+      </w:r>
+      <w:r>
+        <w:rPr>
+          <w:rFonts w:ascii="Calibri" w:hAnsi="Calibri"/>
+          <w:b/>
+          <w:color w:val="2B2B2B"/>
+          <w:sz w:val="22"/>
+        </w:rPr>
+        <w:t>Sesión 03</w:t>
+      </w:r>
+      <w:r>
+        <w:rPr>
+          <w:rFonts w:ascii="Calibri" w:hAnsi="Calibri"/>
+          <w:b w:val="0"/>
+          <w:color w:val="2B2B2B"/>
+          <w:sz w:val="22"/>
+        </w:rPr>
+        <w:t xml:space="preserve"> (31/08) los amplía ya después del cierre del 30/08. Cierre de avance ACA 1 según ventana en CDigital.</w:t>
       </w:r>
     </w:p>
     <w:p>

--- a/Especializacion/Proyecto I/Clases/Recursos/ACAs/ACA 1 - Formulacion del problema.docx
+++ b/Especializacion/Proyecto I/Clases/Recursos/ACAs/ACA 1 - Formulacion del problema.docx
@@ -230,7 +230,7 @@
           <w:color w:val="2B2B2B"/>
           <w:sz w:val="22"/>
         </w:rPr>
-        <w:t xml:space="preserve"> ([URL CDigital — campus del curso pendiente])</w:t>
+        <w:t xml:space="preserve"> (https://cdigital.cun.edu.co/course/view.php?id=130378)</w:t>
       </w:r>
     </w:p>
     <w:p>
